--- a/consignment-form.docx
+++ b/consignment-form.docx
@@ -347,7 +347,23 @@
                 <w:sz w:val="22"/>
                 <w:szCs w:val="28"/>
               </w:rPr>
-              <w:t xml:space="preserve">檢驗委託資訊                                         案件編號</w:t>
+              <w:t>檢驗委託資訊</w:t>
+            </w:r>
+            <w:r>
+              <w:rPr>
+                <w:rFonts w:eastAsia="標楷體" w:hint="eastAsia"/>
+                <w:sz w:val="22"/>
+                <w:szCs w:val="28"/>
+              </w:rPr>
+              <w:t xml:space="preserve">                                         </w:t>
+            </w:r>
+            <w:r>
+              <w:rPr>
+                <w:rFonts w:eastAsia="標楷體" w:hint="eastAsia"/>
+                <w:sz w:val="22"/>
+                <w:szCs w:val="28"/>
+              </w:rPr>
+              <w:t>案件編號</w:t>
             </w:r>
             <w:r>
               <w:rPr>
@@ -521,7 +537,21 @@
                 <w:szCs w:val="20"/>
               </w:rPr>
               <w:tab/>
+            </w:r>
+            <w:r>
+              <w:rPr>
+                <w:rFonts w:eastAsia="標楷體"/>
+                <w:sz w:val="20"/>
+                <w:szCs w:val="20"/>
+              </w:rPr>
               <w:tab/>
+            </w:r>
+            <w:r>
+              <w:rPr>
+                <w:rFonts w:eastAsia="標楷體"/>
+                <w:sz w:val="20"/>
+                <w:szCs w:val="20"/>
+              </w:rPr>
               <w:t>統一編號</w:t>
             </w:r>
             <w:r>
@@ -553,7 +583,39 @@
                 <w:sz w:val="20"/>
                 <w:szCs w:val="20"/>
               </w:rPr>
-              <w:t xml:space="preserve">聯 絡 人</w:t>
+              <w:t>聯</w:t>
+            </w:r>
+            <w:r>
+              <w:rPr>
+                <w:rFonts w:eastAsia="標楷體"/>
+                <w:sz w:val="20"/>
+                <w:szCs w:val="20"/>
+              </w:rPr>
+              <w:t xml:space="preserve"> </w:t>
+            </w:r>
+            <w:r>
+              <w:rPr>
+                <w:rFonts w:eastAsia="標楷體"/>
+                <w:sz w:val="20"/>
+                <w:szCs w:val="20"/>
+              </w:rPr>
+              <w:t>絡</w:t>
+            </w:r>
+            <w:r>
+              <w:rPr>
+                <w:rFonts w:eastAsia="標楷體"/>
+                <w:sz w:val="20"/>
+                <w:szCs w:val="20"/>
+              </w:rPr>
+              <w:t xml:space="preserve"> </w:t>
+            </w:r>
+            <w:r>
+              <w:rPr>
+                <w:rFonts w:eastAsia="標楷體"/>
+                <w:sz w:val="20"/>
+                <w:szCs w:val="20"/>
+              </w:rPr>
+              <w:t>人</w:t>
             </w:r>
             <w:r>
               <w:rPr>
@@ -570,6 +632,13 @@
                 <w:szCs w:val="20"/>
               </w:rPr>
               <w:tab/>
+            </w:r>
+            <w:r>
+              <w:rPr>
+                <w:rFonts w:ascii="新細明體" w:hAnsi="新細明體"/>
+                <w:sz w:val="20"/>
+                <w:szCs w:val="20"/>
+              </w:rPr>
               <w:tab/>
             </w:r>
             <w:r>
@@ -627,6 +696,13 @@
                 <w:szCs w:val="20"/>
               </w:rPr>
               <w:tab/>
+            </w:r>
+            <w:r>
+              <w:rPr>
+                <w:rFonts w:eastAsia="標楷體"/>
+                <w:sz w:val="20"/>
+                <w:szCs w:val="20"/>
+              </w:rPr>
               <w:tab/>
               <w:t xml:space="preserve">                                                                                     </w:t>
             </w:r>
@@ -746,7 +822,21 @@
                 <w:szCs w:val="20"/>
               </w:rPr>
               <w:t>同委託單位免填</w:t>
+            </w:r>
+            <w:r>
+              <w:rPr>
+                <w:rFonts w:eastAsia="標楷體"/>
+                <w:sz w:val="20"/>
+                <w:szCs w:val="20"/>
+              </w:rPr>
               <w:tab/>
+            </w:r>
+            <w:r>
+              <w:rPr>
+                <w:rFonts w:eastAsia="標楷體"/>
+                <w:sz w:val="20"/>
+                <w:szCs w:val="20"/>
+              </w:rPr>
               <w:t>收據抬頭</w:t>
             </w:r>
             <w:r>
@@ -842,7 +932,21 @@
                 <w:szCs w:val="20"/>
               </w:rPr>
               <w:tab/>
+            </w:r>
+            <w:r>
+              <w:rPr>
+                <w:rFonts w:eastAsia="標楷體"/>
+                <w:sz w:val="20"/>
+                <w:szCs w:val="20"/>
+              </w:rPr>
               <w:tab/>
+            </w:r>
+            <w:r>
+              <w:rPr>
+                <w:rFonts w:eastAsia="標楷體"/>
+                <w:sz w:val="20"/>
+                <w:szCs w:val="20"/>
+              </w:rPr>
               <w:t>聯絡電話</w:t>
             </w:r>
             <w:r>
@@ -1058,7 +1162,15 @@
                 <w:sz w:val="20"/>
                 <w:szCs w:val="20"/>
               </w:rPr>
-              <w:t>1.報告用途</w:t>
+              <w:t>1.</w:t>
+            </w:r>
+            <w:r>
+              <w:rPr>
+                <w:rFonts w:eastAsia="標楷體"/>
+                <w:sz w:val="20"/>
+                <w:szCs w:val="20"/>
+              </w:rPr>
+              <w:t>報告用途</w:t>
             </w:r>
             <w:r>
               <w:rPr>
@@ -1190,7 +1302,15 @@
                 <w:sz w:val="20"/>
                 <w:szCs w:val="20"/>
               </w:rPr>
-              <w:t>2.報告提供</w:t>
+              <w:t>2.</w:t>
+            </w:r>
+            <w:r>
+              <w:rPr>
+                <w:rFonts w:eastAsia="標楷體"/>
+                <w:sz w:val="20"/>
+                <w:szCs w:val="20"/>
+              </w:rPr>
+              <w:t>報告提供</w:t>
             </w:r>
             <w:r>
               <w:rPr>
@@ -1290,7 +1410,15 @@
                 <w:sz w:val="20"/>
                 <w:szCs w:val="20"/>
               </w:rPr>
-              <w:t>3.報告取法</w:t>
+              <w:t>3.</w:t>
+            </w:r>
+            <w:r>
+              <w:rPr>
+                <w:rFonts w:eastAsia="標楷體"/>
+                <w:sz w:val="20"/>
+                <w:szCs w:val="20"/>
+              </w:rPr>
+              <w:t>報告取法</w:t>
             </w:r>
             <w:r>
               <w:rPr>
@@ -1330,16 +1458,16 @@
                 <w:sz w:val="20"/>
                 <w:szCs w:val="20"/>
               </w:rPr>
-              <w:t xml:space="preserve">郵寄       </w:t>
+              <w:t>郵寄</w:t>
             </w:r>
             <w:r>
               <w:rPr>
                 <w:rFonts w:ascii="標楷體" w:eastAsia="標楷體" w:hAnsi="標楷體"/>
-                <w:sz w:val="20"/>
-                <w:szCs w:val="20"/>
                 <w:color w:val="C00000"/>
-              </w:rPr>
-              <w:t xml:space="preserve">(選擇郵寄請務必填寫有人收件之地址,否則掛號將遭退回)</w:t>
+                <w:sz w:val="20"/>
+                <w:szCs w:val="20"/>
+              </w:rPr>
+              <w:t>(選擇郵寄請務必填寫有人收件之地址</w:t>
             </w:r>
             <w:sdt>
               <w:sdtPr>
@@ -1414,7 +1542,15 @@
                 <w:sz w:val="20"/>
                 <w:szCs w:val="20"/>
               </w:rPr>
-              <w:t>4.郵寄地址</w:t>
+              <w:t>4.</w:t>
+            </w:r>
+            <w:r>
+              <w:rPr>
+                <w:rFonts w:eastAsia="標楷體"/>
+                <w:sz w:val="20"/>
+                <w:szCs w:val="20"/>
+              </w:rPr>
+              <w:t>郵寄地址</w:t>
             </w:r>
             <w:r>
               <w:rPr>
@@ -2513,7 +2649,47 @@
                 <w:sz w:val="18"/>
                 <w:szCs w:val="20"/>
               </w:rPr>
-              <w:t>安非他命類(安非他命&amp;甲基安非他命)*</w:t>
+              <w:t>安非他命類</w:t>
+            </w:r>
+            <w:r>
+              <w:rPr>
+                <w:rFonts w:eastAsia="標楷體"/>
+                <w:sz w:val="18"/>
+                <w:szCs w:val="20"/>
+              </w:rPr>
+              <w:t>(</w:t>
+            </w:r>
+            <w:r>
+              <w:rPr>
+                <w:rFonts w:eastAsia="標楷體"/>
+                <w:sz w:val="18"/>
+                <w:szCs w:val="20"/>
+              </w:rPr>
+              <w:t>安非他命</w:t>
+            </w:r>
+            <w:r>
+              <w:rPr>
+                <w:rFonts w:eastAsia="標楷體"/>
+                <w:sz w:val="18"/>
+                <w:szCs w:val="20"/>
+              </w:rPr>
+              <w:t>&amp;</w:t>
+            </w:r>
+            <w:r>
+              <w:rPr>
+                <w:rFonts w:eastAsia="標楷體"/>
+                <w:sz w:val="18"/>
+                <w:szCs w:val="20"/>
+              </w:rPr>
+              <w:t>甲基安非他命</w:t>
+            </w:r>
+            <w:r>
+              <w:rPr>
+                <w:rFonts w:eastAsia="標楷體"/>
+                <w:sz w:val="18"/>
+                <w:szCs w:val="20"/>
+              </w:rPr>
+              <w:t>)*</w:t>
             </w:r>
           </w:p>
           <w:p>
@@ -2572,7 +2748,15 @@
                 <w:sz w:val="18"/>
                 <w:szCs w:val="20"/>
               </w:rPr>
-              <w:t>搖頭丸(MDMA&amp;MDA)*</w:t>
+              <w:t>搖頭丸</w:t>
+            </w:r>
+            <w:r>
+              <w:rPr>
+                <w:rFonts w:eastAsia="標楷體"/>
+                <w:sz w:val="18"/>
+                <w:szCs w:val="20"/>
+              </w:rPr>
+              <w:t>(MDMA&amp;MDA)*</w:t>
             </w:r>
           </w:p>
           <w:p>
@@ -2631,7 +2815,47 @@
                 <w:sz w:val="18"/>
                 <w:szCs w:val="20"/>
               </w:rPr>
-              <w:t>大麻代謝物(四氫大麻酚-9-甲酸)*</w:t>
+              <w:t>大麻代謝物</w:t>
+            </w:r>
+            <w:r>
+              <w:rPr>
+                <w:rFonts w:eastAsia="標楷體"/>
+                <w:sz w:val="18"/>
+                <w:szCs w:val="20"/>
+              </w:rPr>
+              <w:t>(</w:t>
+            </w:r>
+            <w:r>
+              <w:rPr>
+                <w:rFonts w:eastAsia="標楷體"/>
+                <w:sz w:val="18"/>
+                <w:szCs w:val="20"/>
+              </w:rPr>
+              <w:t>四氫大麻酚</w:t>
+            </w:r>
+            <w:r>
+              <w:rPr>
+                <w:rFonts w:eastAsia="標楷體"/>
+                <w:sz w:val="18"/>
+                <w:szCs w:val="20"/>
+              </w:rPr>
+              <w:t>-9-</w:t>
+            </w:r>
+            <w:r>
+              <w:rPr>
+                <w:rFonts w:eastAsia="標楷體"/>
+                <w:sz w:val="18"/>
+                <w:szCs w:val="20"/>
+              </w:rPr>
+              <w:t>甲酸</w:t>
+            </w:r>
+            <w:r>
+              <w:rPr>
+                <w:rFonts w:eastAsia="標楷體"/>
+                <w:sz w:val="18"/>
+                <w:szCs w:val="20"/>
+              </w:rPr>
+              <w:t>)*</w:t>
             </w:r>
           </w:p>
           <w:p>
@@ -2761,7 +2985,54 @@
                 <w:sz w:val="18"/>
                 <w:szCs w:val="18"/>
               </w:rPr>
-              <w:t xml:space="preserve">鴉片代謝物(可待因&amp;嗎啡)* </w:t>
+              <w:t>鴉片代謝物</w:t>
+            </w:r>
+            <w:r>
+              <w:rPr>
+                <w:rFonts w:eastAsia="標楷體"/>
+                <w:sz w:val="18"/>
+                <w:szCs w:val="18"/>
+              </w:rPr>
+              <w:t>(</w:t>
+            </w:r>
+            <w:r>
+              <w:rPr>
+                <w:rFonts w:eastAsia="標楷體"/>
+                <w:sz w:val="18"/>
+                <w:szCs w:val="18"/>
+              </w:rPr>
+              <w:t>可待因</w:t>
+            </w:r>
+            <w:r>
+              <w:rPr>
+                <w:rFonts w:eastAsia="標楷體"/>
+                <w:sz w:val="18"/>
+                <w:szCs w:val="18"/>
+              </w:rPr>
+              <w:t>&amp;</w:t>
+            </w:r>
+            <w:r>
+              <w:rPr>
+                <w:rFonts w:eastAsia="標楷體"/>
+                <w:sz w:val="18"/>
+                <w:szCs w:val="18"/>
+              </w:rPr>
+              <w:t>嗎啡</w:t>
+            </w:r>
+            <w:r>
+              <w:rPr>
+                <w:rFonts w:eastAsia="標楷體"/>
+                <w:sz w:val="18"/>
+                <w:szCs w:val="18"/>
+              </w:rPr>
+              <w:t xml:space="preserve">)* </w:t>
+            </w:r>
+            <w:r>
+              <w:rPr>
+                <w:rFonts w:eastAsia="標楷體"/>
+                <w:sz w:val="18"/>
+                <w:szCs w:val="18"/>
+              </w:rPr>
               <w:tab/>
             </w:r>
           </w:p>
@@ -2821,7 +3092,47 @@
                 <w:sz w:val="18"/>
                 <w:szCs w:val="18"/>
               </w:rPr>
-              <w:t>愷他命代謝物(愷他命&amp;去甲基愷他命)*</w:t>
+              <w:t>愷他命代謝物</w:t>
+            </w:r>
+            <w:r>
+              <w:rPr>
+                <w:rFonts w:eastAsia="標楷體"/>
+                <w:sz w:val="18"/>
+                <w:szCs w:val="18"/>
+              </w:rPr>
+              <w:t>(</w:t>
+            </w:r>
+            <w:r>
+              <w:rPr>
+                <w:rFonts w:eastAsia="標楷體"/>
+                <w:sz w:val="18"/>
+                <w:szCs w:val="18"/>
+              </w:rPr>
+              <w:t>愷他命</w:t>
+            </w:r>
+            <w:r>
+              <w:rPr>
+                <w:rFonts w:eastAsia="標楷體"/>
+                <w:sz w:val="18"/>
+                <w:szCs w:val="18"/>
+              </w:rPr>
+              <w:t>&amp;</w:t>
+            </w:r>
+            <w:r>
+              <w:rPr>
+                <w:rFonts w:eastAsia="標楷體"/>
+                <w:sz w:val="18"/>
+                <w:szCs w:val="18"/>
+              </w:rPr>
+              <w:t>去甲基愷他命</w:t>
+            </w:r>
+            <w:r>
+              <w:rPr>
+                <w:rFonts w:eastAsia="標楷體"/>
+                <w:sz w:val="18"/>
+                <w:szCs w:val="18"/>
+              </w:rPr>
+              <w:t>)*</w:t>
             </w:r>
           </w:p>
           <w:p>
@@ -2888,7 +3199,23 @@
                 <w:sz w:val="18"/>
                 <w:szCs w:val="18"/>
               </w:rPr>
-              <w:t>(苯甲醯基愛哥寧)</w:t>
+              <w:t>(</w:t>
+            </w:r>
+            <w:r>
+              <w:rPr>
+                <w:rFonts w:eastAsia="標楷體" w:hint="eastAsia"/>
+                <w:sz w:val="18"/>
+                <w:szCs w:val="18"/>
+              </w:rPr>
+              <w:t>苯甲醯基愛哥寧</w:t>
+            </w:r>
+            <w:r>
+              <w:rPr>
+                <w:rFonts w:eastAsia="標楷體" w:hint="eastAsia"/>
+                <w:sz w:val="18"/>
+                <w:szCs w:val="18"/>
+              </w:rPr>
+              <w:t>)</w:t>
             </w:r>
             <w:r>
               <w:rPr>
@@ -2971,7 +3298,39 @@
                 <w:sz w:val="16"/>
                 <w:szCs w:val="16"/>
               </w:rPr>
-              <w:t xml:space="preserve">1.樣品量需甲乙兩瓶，每瓶至少30 mL，採集後應於 6</w:t>
+              <w:t>1.</w:t>
+            </w:r>
+            <w:r>
+              <w:rPr>
+                <w:rFonts w:eastAsia="標楷體"/>
+                <w:sz w:val="16"/>
+                <w:szCs w:val="16"/>
+              </w:rPr>
+              <w:t>樣品量需甲乙兩瓶，每瓶至少</w:t>
+            </w:r>
+            <w:r>
+              <w:rPr>
+                <w:rFonts w:eastAsia="標楷體"/>
+                <w:sz w:val="16"/>
+                <w:szCs w:val="16"/>
+              </w:rPr>
+              <w:t>30 mL</w:t>
+            </w:r>
+            <w:r>
+              <w:rPr>
+                <w:rFonts w:eastAsia="標楷體"/>
+                <w:sz w:val="16"/>
+                <w:szCs w:val="16"/>
+              </w:rPr>
+              <w:t>，採集後應於</w:t>
+            </w:r>
+            <w:r>
+              <w:rPr>
+                <w:rFonts w:eastAsia="標楷體"/>
+                <w:sz w:val="16"/>
+                <w:szCs w:val="16"/>
+              </w:rPr>
+              <w:t xml:space="preserve"> 6</w:t>
             </w:r>
             <w:r>
               <w:rPr>
@@ -2987,7 +3346,15 @@
                 <w:sz w:val="16"/>
                 <w:szCs w:val="16"/>
               </w:rPr>
-              <w:t xml:space="preserve">℃ 以下冷藏保存</w:t>
+              <w:t xml:space="preserve">℃ </w:t>
+            </w:r>
+            <w:r>
+              <w:rPr>
+                <w:rFonts w:eastAsia="標楷體"/>
+                <w:sz w:val="16"/>
+                <w:szCs w:val="16"/>
+              </w:rPr>
+              <w:t>以下冷藏保存</w:t>
             </w:r>
             <w:r>
               <w:rPr>
@@ -3019,7 +3386,15 @@
                 <w:sz w:val="16"/>
                 <w:szCs w:val="16"/>
               </w:rPr>
-              <w:t>2.報告僅就委託事項提供檢驗結果，不對合法性做判斷，亦不提供符合性聲明。</w:t>
+              <w:t>2.</w:t>
+            </w:r>
+            <w:r>
+              <w:rPr>
+                <w:rFonts w:eastAsia="標楷體"/>
+                <w:sz w:val="16"/>
+                <w:szCs w:val="16"/>
+              </w:rPr>
+              <w:t>報告僅就委託事項提供檢驗結果，不對合法性做判斷，亦不提供符合性聲明。</w:t>
             </w:r>
           </w:p>
           <w:p>
@@ -3044,7 +3419,15 @@
                 <w:sz w:val="16"/>
                 <w:szCs w:val="16"/>
               </w:rPr>
-              <w:t>3.委託事項變更需填寫「委託事項變更申請單」，委託單內容為檢驗報告的一部分，報告核發後如需更改內容將酌收費用。</w:t>
+              <w:t>3.</w:t>
+            </w:r>
+            <w:r>
+              <w:rPr>
+                <w:rFonts w:eastAsia="標楷體"/>
+                <w:sz w:val="16"/>
+                <w:szCs w:val="16"/>
+              </w:rPr>
+              <w:t>委託事項變更需填寫「委託事項變更申請單」，委託單內容為檢驗報告的一部分，報告核發後如需更改內容將酌收費用。</w:t>
             </w:r>
           </w:p>
           <w:p>
@@ -3069,7 +3452,31 @@
                 <w:sz w:val="16"/>
                 <w:szCs w:val="16"/>
               </w:rPr>
-              <w:t xml:space="preserve">4.檢驗時程為 10 個工作天，由收樣隔天開始計算，不含例假日及郵寄時間。</w:t>
+              <w:t>4.</w:t>
+            </w:r>
+            <w:r>
+              <w:rPr>
+                <w:rFonts w:eastAsia="標楷體"/>
+                <w:sz w:val="16"/>
+                <w:szCs w:val="16"/>
+              </w:rPr>
+              <w:t>檢驗時程為</w:t>
+            </w:r>
+            <w:r>
+              <w:rPr>
+                <w:rFonts w:eastAsia="標楷體"/>
+                <w:sz w:val="16"/>
+                <w:szCs w:val="16"/>
+              </w:rPr>
+              <w:t xml:space="preserve"> 10 </w:t>
+            </w:r>
+            <w:r>
+              <w:rPr>
+                <w:rFonts w:eastAsia="標楷體"/>
+                <w:sz w:val="16"/>
+                <w:szCs w:val="16"/>
+              </w:rPr>
+              <w:t>個工作天，由收樣隔天開始計算，不含例假日及郵寄時間。</w:t>
             </w:r>
           </w:p>
           <w:p>
@@ -3094,7 +3501,15 @@
                 <w:sz w:val="16"/>
                 <w:szCs w:val="16"/>
               </w:rPr>
-              <w:t>5.未指定檢驗方法時，實驗室依樣品種類選擇最適合的方法執行檢驗。</w:t>
+              <w:t>5.</w:t>
+            </w:r>
+            <w:r>
+              <w:rPr>
+                <w:rFonts w:eastAsia="標楷體"/>
+                <w:sz w:val="16"/>
+                <w:szCs w:val="16"/>
+              </w:rPr>
+              <w:t>未指定檢驗方法時，實驗室依樣品種類選擇最適合的方法執行檢驗。</w:t>
             </w:r>
           </w:p>
           <w:p>
@@ -3119,7 +3534,15 @@
                 <w:sz w:val="16"/>
                 <w:szCs w:val="16"/>
               </w:rPr>
-              <w:t>6.驗餘樣品於報告出具兩周後，由實驗室自行銷毀。</w:t>
+              <w:t>6.</w:t>
+            </w:r>
+            <w:r>
+              <w:rPr>
+                <w:rFonts w:eastAsia="標楷體"/>
+                <w:sz w:val="16"/>
+                <w:szCs w:val="16"/>
+              </w:rPr>
+              <w:t>驗餘樣品於報告出具兩周後，由實驗室自行銷毀。</w:t>
             </w:r>
           </w:p>
           <w:p>
@@ -3144,7 +3567,15 @@
                 <w:sz w:val="16"/>
                 <w:szCs w:val="16"/>
               </w:rPr>
-              <w:t>7.本實驗室衛生福利部許可證字號</w:t>
+              <w:t>7.</w:t>
+            </w:r>
+            <w:r>
+              <w:rPr>
+                <w:rFonts w:eastAsia="標楷體"/>
+                <w:sz w:val="16"/>
+                <w:szCs w:val="16"/>
+              </w:rPr>
+              <w:t>本實驗室衛生福利部許可證字號</w:t>
             </w:r>
             <w:r>
               <w:rPr>
@@ -3160,7 +3591,47 @@
                 <w:sz w:val="16"/>
                 <w:szCs w:val="16"/>
               </w:rPr>
-              <w:t xml:space="preserve">A0014； 打*的項目為許可項目。</w:t>
+              <w:t>A0014</w:t>
+            </w:r>
+            <w:r>
+              <w:rPr>
+                <w:rFonts w:eastAsia="標楷體"/>
+                <w:sz w:val="16"/>
+                <w:szCs w:val="16"/>
+              </w:rPr>
+              <w:t>；</w:t>
+            </w:r>
+            <w:r>
+              <w:rPr>
+                <w:rFonts w:eastAsia="標楷體"/>
+                <w:sz w:val="16"/>
+                <w:szCs w:val="16"/>
+              </w:rPr>
+              <w:t xml:space="preserve"> </w:t>
+            </w:r>
+            <w:r>
+              <w:rPr>
+                <w:rFonts w:eastAsia="標楷體"/>
+                <w:sz w:val="16"/>
+                <w:szCs w:val="16"/>
+              </w:rPr>
+              <w:t>打</w:t>
+            </w:r>
+            <w:r>
+              <w:rPr>
+                <w:rFonts w:eastAsia="標楷體"/>
+                <w:sz w:val="16"/>
+                <w:szCs w:val="16"/>
+              </w:rPr>
+              <w:t>*</w:t>
+            </w:r>
+            <w:r>
+              <w:rPr>
+                <w:rFonts w:eastAsia="標楷體"/>
+                <w:sz w:val="16"/>
+                <w:szCs w:val="16"/>
+              </w:rPr>
+              <w:t>的項目為許可項目。</w:t>
             </w:r>
           </w:p>
         </w:tc>
@@ -3246,7 +3717,15 @@
                 <w:sz w:val="14"/>
                 <w:szCs w:val="14"/>
               </w:rPr>
-              <w:t>07-7358800#2620」（註：如未完整提供資料，將無法完成委託檢測作業）。</w:t>
+              <w:t>07-7358800#2620</w:t>
+            </w:r>
+            <w:r>
+              <w:rPr>
+                <w:rFonts w:eastAsia="標楷體"/>
+                <w:sz w:val="14"/>
+                <w:szCs w:val="14"/>
+              </w:rPr>
+              <w:t>」（註：如未完整提供資料，將無法完成委託檢測作業）。</w:t>
             </w:r>
           </w:p>
           <w:p>
@@ -3511,7 +3990,15 @@
                 <w:sz w:val="20"/>
                 <w:szCs w:val="20"/>
               </w:rPr>
-              <w:t>/日期</w:t>
+              <w:t>/</w:t>
+            </w:r>
+            <w:r>
+              <w:rPr>
+                <w:rFonts w:eastAsia="標楷體" w:hint="eastAsia"/>
+                <w:sz w:val="20"/>
+                <w:szCs w:val="20"/>
+              </w:rPr>
+              <w:t>日期</w:t>
             </w:r>
             <w:r>
               <w:rPr>
@@ -3527,7 +4014,23 @@
                 <w:sz w:val="20"/>
                 <w:szCs w:val="20"/>
               </w:rPr>
-              <w:t>顧客簽章/日期</w:t>
+              <w:t>顧客簽章</w:t>
+            </w:r>
+            <w:r>
+              <w:rPr>
+                <w:rFonts w:eastAsia="標楷體" w:hint="eastAsia"/>
+                <w:sz w:val="20"/>
+                <w:szCs w:val="20"/>
+              </w:rPr>
+              <w:t>/</w:t>
+            </w:r>
+            <w:r>
+              <w:rPr>
+                <w:rFonts w:eastAsia="標楷體" w:hint="eastAsia"/>
+                <w:sz w:val="20"/>
+                <w:szCs w:val="20"/>
+              </w:rPr>
+              <w:t>日期</w:t>
             </w:r>
             <w:r>
               <w:rPr>
@@ -3558,7 +4061,15 @@
           <w:sz w:val="20"/>
           <w:szCs w:val="20"/>
         </w:rPr>
-        <w:t xml:space="preserve">第 1 </w:t>
+        <w:t>第</w:t>
+      </w:r>
+      <w:r>
+        <w:rPr>
+          <w:rFonts w:eastAsia="標楷體" w:hAnsi="標楷體" w:hint="eastAsia"/>
+          <w:sz w:val="20"/>
+          <w:szCs w:val="20"/>
+        </w:rPr>
+        <w:t xml:space="preserve"> 1 </w:t>
       </w:r>
       <w:r>
         <w:rPr>
@@ -3574,7 +4085,15 @@
           <w:sz w:val="20"/>
           <w:szCs w:val="20"/>
         </w:rPr>
-        <w:t xml:space="preserve">共 1 </w:t>
+        <w:t>共</w:t>
+      </w:r>
+      <w:r>
+        <w:rPr>
+          <w:rFonts w:eastAsia="標楷體" w:hAnsi="標楷體" w:hint="eastAsia"/>
+          <w:sz w:val="20"/>
+          <w:szCs w:val="20"/>
+        </w:rPr>
+        <w:t xml:space="preserve"> 1 </w:t>
       </w:r>
       <w:r>
         <w:rPr>

--- a/consignment-form.docx
+++ b/consignment-form.docx
@@ -1468,6 +1468,15 @@
                 <w:szCs w:val="20"/>
               </w:rPr>
               <w:t>(選擇郵寄請務必填寫有人收件之地址</w:t>
+            </w:r>
+            <w:r>
+              <w:rPr>
+                <w:rFonts w:ascii="標楷體" w:eastAsia="標楷體" w:hAnsi="標楷體" w:hint="eastAsia"/>
+                <w:color w:val="C00000"/>
+                <w:sz w:val="20"/>
+                <w:szCs w:val="20"/>
+              </w:rPr>
+              <w:t>)</w:t>
             </w:r>
             <w:sdt>
               <w:sdtPr>
